--- a/Statistics II/Confidence Interval.docx
+++ b/Statistics II/Confidence Interval.docx
@@ -452,7 +452,10 @@
         </w:rPr>
       </w:pPr>
       <w:r>
-        <w:rPr/>
+        <w:rPr>
+          <w:sz w:val="36"/>
+          <w:szCs w:val="24"/>
+        </w:rPr>
       </w:r>
     </w:p>
     <w:p>
@@ -566,31 +569,7 @@
           <w:u w:val="none"/>
           <w:vertAlign w:val="baseline"/>
         </w:rPr>
-        <w:t xml:space="preserve">(x’ – </w:t>
-      </w:r>
-      <w:r>
-        <w:rPr>
-          <w:rFonts w:eastAsia="Calibri" w:cs="Calibri"/>
-          <w:position w:val="0"/>
-          <w:sz w:val="36"/>
-          <w:sz w:val="36"/>
-          <w:szCs w:val="24"/>
-          <w:u w:val="none"/>
-          <w:vertAlign w:val="baseline"/>
-        </w:rPr>
-        <w:t>µ</w:t>
-      </w:r>
-      <w:r>
-        <w:rPr>
-          <w:rFonts w:eastAsia="Calibri" w:cs="Calibri"/>
-          <w:position w:val="0"/>
-          <w:sz w:val="36"/>
-          <w:sz w:val="36"/>
-          <w:szCs w:val="24"/>
-          <w:u w:val="none"/>
-          <w:vertAlign w:val="baseline"/>
-        </w:rPr>
-        <w:t xml:space="preserve">)/(s/√n) </w:t>
+        <w:t xml:space="preserve">(x’ – µ)/(s/√n) </w:t>
       </w:r>
     </w:p>
     <w:p>
@@ -636,31 +615,7 @@
           <w:u w:val="none"/>
           <w:vertAlign w:val="baseline"/>
         </w:rPr>
-        <w:t>s = √((1/n)</w:t>
-      </w:r>
-      <w:r>
-        <w:rPr>
-          <w:rFonts w:eastAsia="Calibri" w:cs="Calibri"/>
-          <w:position w:val="0"/>
-          <w:sz w:val="36"/>
-          <w:sz w:val="36"/>
-          <w:szCs w:val="24"/>
-          <w:u w:val="none"/>
-          <w:vertAlign w:val="baseline"/>
-        </w:rPr>
-        <w:t>∑</w:t>
-      </w:r>
-      <w:r>
-        <w:rPr>
-          <w:rFonts w:eastAsia="Calibri" w:cs="Calibri"/>
-          <w:position w:val="0"/>
-          <w:sz w:val="36"/>
-          <w:sz w:val="36"/>
-          <w:szCs w:val="24"/>
-          <w:u w:val="none"/>
-          <w:vertAlign w:val="baseline"/>
-        </w:rPr>
-        <w:t>x</w:t>
+        <w:t>s = √((1/n)∑x</w:t>
       </w:r>
       <w:r>
         <w:rPr>
@@ -772,67 +727,7 @@
           <w:u w:val="none"/>
           <w:vertAlign w:val="baseline"/>
         </w:rPr>
-        <w:t>* (s/</w:t>
-      </w:r>
-      <w:r>
-        <w:rPr>
-          <w:rFonts w:eastAsia="Calibri" w:cs="Calibri"/>
-          <w:position w:val="0"/>
-          <w:sz w:val="36"/>
-          <w:sz w:val="36"/>
-          <w:szCs w:val="24"/>
-          <w:u w:val="none"/>
-          <w:vertAlign w:val="baseline"/>
-        </w:rPr>
-        <w:t>√</w:t>
-      </w:r>
-      <w:r>
-        <w:rPr>
-          <w:rFonts w:eastAsia="Calibri" w:cs="Calibri"/>
-          <w:position w:val="0"/>
-          <w:sz w:val="36"/>
-          <w:sz w:val="36"/>
-          <w:szCs w:val="24"/>
-          <w:u w:val="none"/>
-          <w:vertAlign w:val="baseline"/>
-        </w:rPr>
-        <w:t>n</w:t>
-      </w:r>
-      <w:r>
-        <w:rPr>
-          <w:rFonts w:eastAsia="Calibri" w:cs="Calibri"/>
-          <w:position w:val="0"/>
-          <w:sz w:val="36"/>
-          <w:sz w:val="36"/>
-          <w:szCs w:val="24"/>
-          <w:u w:val="none"/>
-          <w:vertAlign w:val="baseline"/>
-        </w:rPr>
-        <w:t xml:space="preserve">) ≤ </w:t>
-      </w:r>
-      <w:r>
-        <w:rPr>
-          <w:rFonts w:eastAsia="Calibri" w:cs="Calibri"/>
-          <w:position w:val="0"/>
-          <w:sz w:val="36"/>
-          <w:sz w:val="36"/>
-          <w:szCs w:val="24"/>
-          <w:u w:val="none"/>
-          <w:vertAlign w:val="baseline"/>
-        </w:rPr>
-        <w:t xml:space="preserve">µ ≤ </w:t>
-      </w:r>
-      <w:r>
-        <w:rPr>
-          <w:rFonts w:eastAsia="Calibri" w:cs="Calibri"/>
-          <w:position w:val="0"/>
-          <w:sz w:val="36"/>
-          <w:sz w:val="36"/>
-          <w:szCs w:val="24"/>
-          <w:u w:val="none"/>
-          <w:vertAlign w:val="baseline"/>
-        </w:rPr>
-        <w:t>x’+ Z</w:t>
+        <w:t>* (s/√n) ≤ µ ≤ x’+ Z</w:t>
       </w:r>
       <w:r>
         <w:rPr>
@@ -854,55 +749,7 @@
           <w:u w:val="none"/>
           <w:vertAlign w:val="baseline"/>
         </w:rPr>
-        <w:t>* (s/</w:t>
-      </w:r>
-      <w:r>
-        <w:rPr>
-          <w:rFonts w:eastAsia="Calibri" w:cs="Calibri"/>
-          <w:position w:val="0"/>
-          <w:sz w:val="36"/>
-          <w:sz w:val="36"/>
-          <w:szCs w:val="24"/>
-          <w:u w:val="none"/>
-          <w:vertAlign w:val="baseline"/>
-        </w:rPr>
-        <w:t>√</w:t>
-      </w:r>
-      <w:r>
-        <w:rPr>
-          <w:rFonts w:eastAsia="Calibri" w:cs="Calibri"/>
-          <w:position w:val="0"/>
-          <w:sz w:val="36"/>
-          <w:sz w:val="36"/>
-          <w:szCs w:val="24"/>
-          <w:u w:val="none"/>
-          <w:vertAlign w:val="baseline"/>
-        </w:rPr>
-        <w:t>n</w:t>
-      </w:r>
-      <w:r>
-        <w:rPr>
-          <w:rFonts w:eastAsia="Calibri" w:cs="Calibri"/>
-          <w:position w:val="0"/>
-          <w:sz w:val="36"/>
-          <w:sz w:val="36"/>
-          <w:szCs w:val="24"/>
-          <w:u w:val="none"/>
-          <w:vertAlign w:val="baseline"/>
-        </w:rPr>
-        <w:t xml:space="preserve">)) = 1 – </w:t>
-      </w:r>
-      <w:r>
-        <w:rPr>
-          <w:rFonts w:eastAsia="Calibri" w:cs="Calibri"/>
-          <w:position w:val="0"/>
-          <w:sz w:val="36"/>
-          <w:sz w:val="36"/>
-          <w:szCs w:val="24"/>
-          <w:u w:val="none"/>
-          <w:vertAlign w:val="baseline"/>
-        </w:rPr>
-        <w:t>α</w:t>
+        <w:t>* (s/√n)) = 1 – α</w:t>
       </w:r>
     </w:p>
     <w:p>
@@ -1008,7 +855,368 @@
         </w:rPr>
       </w:pPr>
       <w:r>
-        <w:rPr/>
+        <w:rPr>
+          <w:rFonts w:eastAsia="Calibri" w:cs="Calibri"/>
+          <w:position w:val="0"/>
+          <w:sz w:val="36"/>
+          <w:sz w:val="36"/>
+          <w:szCs w:val="24"/>
+          <w:u w:val="none"/>
+          <w:vertAlign w:val="baseline"/>
+        </w:rPr>
+        <w:t>In this case we use,</w:t>
+      </w:r>
+    </w:p>
+    <w:p>
+      <w:pPr>
+        <w:pStyle w:val="Normal"/>
+        <w:bidi w:val="0"/>
+        <w:jc w:val="left"/>
+        <w:rPr>
+          <w:sz w:val="36"/>
+          <w:szCs w:val="24"/>
+        </w:rPr>
+      </w:pPr>
+      <w:r>
+        <w:rPr>
+          <w:rFonts w:eastAsia="Calibri" w:cs="Calibri"/>
+          <w:position w:val="0"/>
+          <w:sz w:val="36"/>
+          <w:sz w:val="36"/>
+          <w:szCs w:val="24"/>
+          <w:u w:val="none"/>
+          <w:vertAlign w:val="baseline"/>
+        </w:rPr>
+        <w:t>(x’-µ)/√(S</w:t>
+      </w:r>
+      <w:r>
+        <w:rPr>
+          <w:rFonts w:eastAsia="Calibri" w:cs="Calibri"/>
+          <w:sz w:val="36"/>
+          <w:szCs w:val="24"/>
+          <w:u w:val="none"/>
+          <w:vertAlign w:val="superscript"/>
+        </w:rPr>
+        <w:t>2</w:t>
+      </w:r>
+      <w:r>
+        <w:rPr>
+          <w:rFonts w:eastAsia="Calibri" w:cs="Calibri"/>
+          <w:position w:val="0"/>
+          <w:sz w:val="36"/>
+          <w:sz w:val="36"/>
+          <w:szCs w:val="24"/>
+          <w:u w:val="none"/>
+          <w:vertAlign w:val="baseline"/>
+        </w:rPr>
+        <w:t>/n) ~ t</w:t>
+      </w:r>
+      <w:r>
+        <w:rPr>
+          <w:rFonts w:eastAsia="Calibri" w:cs="Calibri"/>
+          <w:sz w:val="36"/>
+          <w:szCs w:val="24"/>
+          <w:u w:val="none"/>
+          <w:vertAlign w:val="subscript"/>
+        </w:rPr>
+        <w:t>n-1</w:t>
+      </w:r>
+    </w:p>
+    <w:p>
+      <w:pPr>
+        <w:pStyle w:val="Normal"/>
+        <w:bidi w:val="0"/>
+        <w:jc w:val="left"/>
+        <w:rPr>
+          <w:sz w:val="36"/>
+          <w:szCs w:val="24"/>
+        </w:rPr>
+      </w:pPr>
+      <w:r>
+        <w:rPr>
+          <w:rFonts w:eastAsia="Calibri" w:cs="Calibri"/>
+          <w:position w:val="0"/>
+          <w:sz w:val="36"/>
+          <w:sz w:val="36"/>
+          <w:szCs w:val="24"/>
+          <w:u w:val="none"/>
+          <w:vertAlign w:val="baseline"/>
+        </w:rPr>
+        <w:t>Now confidence interval is,</w:t>
+      </w:r>
+    </w:p>
+    <w:p>
+      <w:pPr>
+        <w:pStyle w:val="Normal"/>
+        <w:bidi w:val="0"/>
+        <w:jc w:val="left"/>
+        <w:rPr>
+          <w:sz w:val="36"/>
+          <w:szCs w:val="24"/>
+        </w:rPr>
+      </w:pPr>
+      <w:r>
+        <w:rPr>
+          <w:rFonts w:eastAsia="Calibri" w:cs="Calibri"/>
+          <w:position w:val="0"/>
+          <w:sz w:val="36"/>
+          <w:sz w:val="36"/>
+          <w:szCs w:val="24"/>
+          <w:u w:val="none"/>
+          <w:vertAlign w:val="baseline"/>
+        </w:rPr>
+        <w:t>P(-t</w:t>
+      </w:r>
+      <w:r>
+        <w:rPr>
+          <w:rFonts w:eastAsia="Calibri" w:cs="Calibri"/>
+          <w:sz w:val="36"/>
+          <w:szCs w:val="24"/>
+          <w:u w:val="none"/>
+          <w:vertAlign w:val="subscript"/>
+        </w:rPr>
+        <w:t xml:space="preserve">α/2,n-1 </w:t>
+      </w:r>
+      <w:r>
+        <w:rPr>
+          <w:rFonts w:eastAsia="Calibri" w:cs="Calibri"/>
+          <w:position w:val="0"/>
+          <w:sz w:val="36"/>
+          <w:sz w:val="36"/>
+          <w:szCs w:val="24"/>
+          <w:u w:val="none"/>
+          <w:vertAlign w:val="baseline"/>
+        </w:rPr>
+        <w:t>≤ (x’-µ)/√(S</w:t>
+      </w:r>
+      <w:r>
+        <w:rPr>
+          <w:rFonts w:eastAsia="Calibri" w:cs="Calibri"/>
+          <w:sz w:val="36"/>
+          <w:szCs w:val="24"/>
+          <w:u w:val="none"/>
+          <w:vertAlign w:val="superscript"/>
+        </w:rPr>
+        <w:t>2</w:t>
+      </w:r>
+      <w:r>
+        <w:rPr>
+          <w:rFonts w:eastAsia="Calibri" w:cs="Calibri"/>
+          <w:position w:val="0"/>
+          <w:sz w:val="36"/>
+          <w:sz w:val="36"/>
+          <w:szCs w:val="24"/>
+          <w:u w:val="none"/>
+          <w:vertAlign w:val="baseline"/>
+        </w:rPr>
+        <w:t>/n) ≤ t</w:t>
+      </w:r>
+      <w:r>
+        <w:rPr>
+          <w:rFonts w:eastAsia="Calibri" w:cs="Calibri"/>
+          <w:sz w:val="36"/>
+          <w:szCs w:val="24"/>
+          <w:u w:val="none"/>
+          <w:vertAlign w:val="subscript"/>
+        </w:rPr>
+        <w:t>α/2,n-1</w:t>
+      </w:r>
+      <w:r>
+        <w:rPr>
+          <w:rFonts w:eastAsia="Calibri" w:cs="Calibri"/>
+          <w:position w:val="0"/>
+          <w:sz w:val="36"/>
+          <w:sz w:val="36"/>
+          <w:szCs w:val="24"/>
+          <w:u w:val="none"/>
+          <w:vertAlign w:val="baseline"/>
+        </w:rPr>
+        <w:t xml:space="preserve"> ) = 1 – α</w:t>
+      </w:r>
+    </w:p>
+    <w:p>
+      <w:pPr>
+        <w:pStyle w:val="Normal"/>
+        <w:bidi w:val="0"/>
+        <w:jc w:val="left"/>
+        <w:rPr>
+          <w:sz w:val="36"/>
+          <w:szCs w:val="24"/>
+        </w:rPr>
+      </w:pPr>
+      <w:r>
+        <w:rPr>
+          <w:rFonts w:eastAsia="Calibri" w:cs="Calibri"/>
+          <w:position w:val="0"/>
+          <w:sz w:val="36"/>
+          <w:sz w:val="36"/>
+          <w:szCs w:val="24"/>
+          <w:u w:val="none"/>
+          <w:vertAlign w:val="baseline"/>
+        </w:rPr>
+        <w:t>rearranging,</w:t>
+      </w:r>
+    </w:p>
+    <w:p>
+      <w:pPr>
+        <w:pStyle w:val="Normal"/>
+        <w:bidi w:val="0"/>
+        <w:jc w:val="left"/>
+        <w:rPr>
+          <w:sz w:val="36"/>
+          <w:szCs w:val="24"/>
+        </w:rPr>
+      </w:pPr>
+      <w:r>
+        <w:rPr>
+          <w:rFonts w:eastAsia="Calibri" w:cs="Calibri"/>
+          <w:position w:val="0"/>
+          <w:sz w:val="36"/>
+          <w:sz w:val="36"/>
+          <w:szCs w:val="24"/>
+          <w:u w:val="none"/>
+          <w:vertAlign w:val="baseline"/>
+        </w:rPr>
+        <w:t>P(x’-t</w:t>
+      </w:r>
+      <w:r>
+        <w:rPr>
+          <w:rFonts w:eastAsia="Calibri" w:cs="Calibri"/>
+          <w:sz w:val="36"/>
+          <w:szCs w:val="24"/>
+          <w:u w:val="none"/>
+          <w:vertAlign w:val="subscript"/>
+        </w:rPr>
+        <w:t>α/2</w:t>
+      </w:r>
+      <w:r>
+        <w:rPr>
+          <w:rFonts w:eastAsia="Calibri" w:cs="Calibri"/>
+          <w:position w:val="0"/>
+          <w:sz w:val="36"/>
+          <w:sz w:val="36"/>
+          <w:szCs w:val="24"/>
+          <w:u w:val="none"/>
+          <w:vertAlign w:val="baseline"/>
+        </w:rPr>
+        <w:t xml:space="preserve"> √(S</w:t>
+      </w:r>
+      <w:r>
+        <w:rPr>
+          <w:rFonts w:eastAsia="Calibri" w:cs="Calibri"/>
+          <w:sz w:val="36"/>
+          <w:szCs w:val="24"/>
+          <w:u w:val="none"/>
+          <w:vertAlign w:val="superscript"/>
+        </w:rPr>
+        <w:t xml:space="preserve">2 </w:t>
+      </w:r>
+      <w:r>
+        <w:rPr>
+          <w:rFonts w:eastAsia="Calibri" w:cs="Calibri"/>
+          <w:position w:val="0"/>
+          <w:sz w:val="36"/>
+          <w:sz w:val="36"/>
+          <w:szCs w:val="24"/>
+          <w:u w:val="none"/>
+          <w:vertAlign w:val="baseline"/>
+        </w:rPr>
+        <w:t>/n) ≤  µ ≤  x’+t</w:t>
+      </w:r>
+      <w:r>
+        <w:rPr>
+          <w:rFonts w:eastAsia="Calibri" w:cs="Calibri"/>
+          <w:sz w:val="36"/>
+          <w:szCs w:val="24"/>
+          <w:u w:val="none"/>
+          <w:vertAlign w:val="subscript"/>
+        </w:rPr>
+        <w:t>α/2</w:t>
+      </w:r>
+      <w:r>
+        <w:rPr>
+          <w:rFonts w:eastAsia="Calibri" w:cs="Calibri"/>
+          <w:position w:val="0"/>
+          <w:sz w:val="36"/>
+          <w:sz w:val="36"/>
+          <w:szCs w:val="24"/>
+          <w:u w:val="none"/>
+          <w:vertAlign w:val="baseline"/>
+        </w:rPr>
+        <w:t>√(S</w:t>
+      </w:r>
+      <w:r>
+        <w:rPr>
+          <w:rFonts w:eastAsia="Calibri" w:cs="Calibri"/>
+          <w:sz w:val="36"/>
+          <w:szCs w:val="24"/>
+          <w:u w:val="none"/>
+          <w:vertAlign w:val="superscript"/>
+        </w:rPr>
+        <w:t xml:space="preserve">2 </w:t>
+      </w:r>
+      <w:r>
+        <w:rPr>
+          <w:rFonts w:eastAsia="Calibri" w:cs="Calibri"/>
+          <w:position w:val="0"/>
+          <w:sz w:val="36"/>
+          <w:sz w:val="36"/>
+          <w:szCs w:val="24"/>
+          <w:u w:val="none"/>
+          <w:vertAlign w:val="baseline"/>
+        </w:rPr>
+        <w:t>/n)) = 1 – α</w:t>
+      </w:r>
+    </w:p>
+    <w:p>
+      <w:pPr>
+        <w:pStyle w:val="Normal"/>
+        <w:bidi w:val="0"/>
+        <w:jc w:val="left"/>
+        <w:rPr>
+          <w:sz w:val="36"/>
+          <w:szCs w:val="24"/>
+        </w:rPr>
+      </w:pPr>
+      <w:r>
+        <w:rPr>
+          <w:sz w:val="36"/>
+          <w:szCs w:val="24"/>
+        </w:rPr>
+      </w:r>
+    </w:p>
+    <w:p>
+      <w:pPr>
+        <w:pStyle w:val="Normal"/>
+        <w:bidi w:val="0"/>
+        <w:jc w:val="left"/>
+        <w:rPr>
+          <w:sz w:val="36"/>
+          <w:szCs w:val="24"/>
+        </w:rPr>
+      </w:pPr>
+      <w:r>
+        <w:rPr>
+          <w:sz w:val="36"/>
+          <w:szCs w:val="24"/>
+        </w:rPr>
+      </w:r>
+    </w:p>
+    <w:p>
+      <w:pPr>
+        <w:pStyle w:val="Normal"/>
+        <w:bidi w:val="0"/>
+        <w:jc w:val="left"/>
+        <w:rPr>
+          <w:sz w:val="36"/>
+          <w:szCs w:val="24"/>
+        </w:rPr>
+      </w:pPr>
+      <w:r>
+        <w:rPr>
+          <w:sz w:val="36"/>
+          <w:szCs w:val="24"/>
+        </w:rPr>
       </w:r>
     </w:p>
     <w:p>
@@ -1384,21 +1592,7 @@
           <w:u w:val="none"/>
           <w:vertAlign w:val="baseline"/>
         </w:rPr>
-        <w:t>≥ c</w:t>
-      </w:r>
-      <w:r>
-        <w:rPr>
-          <w:rFonts w:eastAsia="Calibri" w:cs="Calibri"/>
-          <w:b w:val="false"/>
-          <w:bCs w:val="false"/>
-          <w:position w:val="0"/>
-          <w:sz w:val="36"/>
-          <w:sz w:val="36"/>
-          <w:szCs w:val="24"/>
-          <w:u w:val="none"/>
-          <w:vertAlign w:val="baseline"/>
-        </w:rPr>
-        <w:t xml:space="preserve">) = </w:t>
+        <w:t xml:space="preserve">≥ c) = </w:t>
       </w:r>
       <w:r>
         <w:rPr>
@@ -1488,19 +1682,7 @@
           <w:u w:val="none"/>
           <w:vertAlign w:val="superscript"/>
         </w:rPr>
-        <w:t>(-1/2) n</w:t>
-      </w:r>
-      <w:r>
-        <w:rPr>
-          <w:rFonts w:eastAsia="Calibri" w:cs="Calibri"/>
-          <w:b w:val="false"/>
-          <w:bCs w:val="false"/>
-          <w:sz w:val="36"/>
-          <w:szCs w:val="24"/>
-          <w:u w:val="none"/>
-          <w:vertAlign w:val="superscript"/>
-        </w:rPr>
-        <w:t>ϗ2</w:t>
+        <w:t>(-1/2) nϗ2</w:t>
       </w:r>
       <w:r>
         <w:rPr>
@@ -1881,21 +2063,7 @@
           <w:u w:val="none"/>
           <w:vertAlign w:val="baseline"/>
         </w:rPr>
-        <w:t xml:space="preserve">If </w:t>
-      </w:r>
-      <w:r>
-        <w:rPr>
-          <w:rFonts w:eastAsia="Calibri" w:cs="Calibri"/>
-          <w:b w:val="false"/>
-          <w:bCs w:val="false"/>
-          <w:position w:val="0"/>
-          <w:sz w:val="36"/>
-          <w:sz w:val="36"/>
-          <w:szCs w:val="24"/>
-          <w:u w:val="none"/>
-          <w:vertAlign w:val="baseline"/>
-        </w:rPr>
-        <w:t>µ is opoulation mean and x’ is sample mean obtained from the   sample of size n, Then:</w:t>
+        <w:t>If µ is opoulation mean and x’ is sample mean obtained from the   sample of size n, Then:</w:t>
       </w:r>
     </w:p>
     <w:p>
@@ -1976,35 +2144,7 @@
           <w:u w:val="none"/>
           <w:vertAlign w:val="baseline"/>
         </w:rPr>
-        <w:t xml:space="preserve">Error </w:t>
-      </w:r>
-      <w:r>
-        <w:rPr>
-          <w:rFonts w:eastAsia="Calibri" w:cs="Calibri"/>
-          <w:b w:val="false"/>
-          <w:bCs w:val="false"/>
-          <w:position w:val="0"/>
-          <w:sz w:val="36"/>
-          <w:sz w:val="36"/>
-          <w:szCs w:val="24"/>
-          <w:u w:val="none"/>
-          <w:vertAlign w:val="baseline"/>
-        </w:rPr>
-        <w:t>≤</w:t>
-      </w:r>
-      <w:r>
-        <w:rPr>
-          <w:rFonts w:eastAsia="Calibri" w:cs="Calibri"/>
-          <w:b w:val="false"/>
-          <w:bCs w:val="false"/>
-          <w:position w:val="0"/>
-          <w:sz w:val="36"/>
-          <w:sz w:val="36"/>
-          <w:szCs w:val="24"/>
-          <w:u w:val="none"/>
-          <w:vertAlign w:val="baseline"/>
-        </w:rPr>
-        <w:t xml:space="preserve"> Z</w:t>
+        <w:t>Error ≤ Z</w:t>
       </w:r>
       <w:r>
         <w:rPr>
@@ -2058,35 +2198,7 @@
           <w:u w:val="none"/>
           <w:vertAlign w:val="baseline"/>
         </w:rPr>
-        <w:t>σ/</w:t>
-      </w:r>
-      <w:r>
-        <w:rPr>
-          <w:rFonts w:eastAsia="Calibri" w:cs="Calibri"/>
-          <w:b w:val="false"/>
-          <w:bCs w:val="false"/>
-          <w:position w:val="0"/>
-          <w:sz w:val="36"/>
-          <w:sz w:val="36"/>
-          <w:szCs w:val="24"/>
-          <w:u w:val="none"/>
-          <w:vertAlign w:val="baseline"/>
-        </w:rPr>
-        <w:t>√</w:t>
-      </w:r>
-      <w:r>
-        <w:rPr>
-          <w:rFonts w:eastAsia="Calibri" w:cs="Calibri"/>
-          <w:b w:val="false"/>
-          <w:bCs w:val="false"/>
-          <w:position w:val="0"/>
-          <w:sz w:val="36"/>
-          <w:sz w:val="36"/>
-          <w:szCs w:val="24"/>
-          <w:u w:val="none"/>
-          <w:vertAlign w:val="baseline"/>
-        </w:rPr>
-        <w:t>n)</w:t>
+        <w:t>σ/√n)</w:t>
       </w:r>
     </w:p>
     <w:p>
@@ -2220,51 +2332,28 @@
           <w:u w:val="none"/>
           <w:vertAlign w:val="baseline"/>
         </w:rPr>
-        <w:t>σ/</w:t>
-      </w:r>
-      <w:r>
-        <w:rPr>
-          <w:rFonts w:eastAsia="Calibri" w:cs="Calibri"/>
-          <w:b w:val="false"/>
-          <w:bCs w:val="false"/>
-          <w:position w:val="0"/>
-          <w:sz w:val="36"/>
-          <w:sz w:val="36"/>
-          <w:szCs w:val="24"/>
-          <w:u w:val="none"/>
-          <w:vertAlign w:val="baseline"/>
-        </w:rPr>
-        <w:t>√</w:t>
-      </w:r>
-      <w:r>
-        <w:rPr>
-          <w:rFonts w:eastAsia="Calibri" w:cs="Calibri"/>
-          <w:b w:val="false"/>
-          <w:bCs w:val="false"/>
-          <w:position w:val="0"/>
-          <w:sz w:val="36"/>
-          <w:sz w:val="36"/>
-          <w:szCs w:val="24"/>
-          <w:u w:val="none"/>
-          <w:vertAlign w:val="baseline"/>
-        </w:rPr>
-        <w:t>n)</w:t>
-      </w:r>
-    </w:p>
-    <w:p>
-      <w:pPr>
-        <w:pStyle w:val="Normal"/>
-        <w:bidi w:val="0"/>
-        <w:jc w:val="left"/>
-        <w:rPr>
-          <w:b w:val="false"/>
-          <w:bCs w:val="false"/>
-          <w:sz w:val="36"/>
-          <w:szCs w:val="24"/>
-        </w:rPr>
-      </w:pPr>
-      <w:r>
-        <w:rPr/>
+        <w:t>σ/√n)</w:t>
+      </w:r>
+    </w:p>
+    <w:p>
+      <w:pPr>
+        <w:pStyle w:val="Normal"/>
+        <w:bidi w:val="0"/>
+        <w:jc w:val="left"/>
+        <w:rPr>
+          <w:b w:val="false"/>
+          <w:bCs w:val="false"/>
+          <w:sz w:val="36"/>
+          <w:szCs w:val="24"/>
+        </w:rPr>
+      </w:pPr>
+      <w:r>
+        <w:rPr>
+          <w:b w:val="false"/>
+          <w:bCs w:val="false"/>
+          <w:sz w:val="36"/>
+          <w:szCs w:val="24"/>
+        </w:rPr>
       </w:r>
     </w:p>
     <w:p>
@@ -2412,7 +2501,12 @@
         </w:rPr>
       </w:pPr>
       <w:r>
-        <w:rPr/>
+        <w:rPr>
+          <w:b w:val="false"/>
+          <w:bCs w:val="false"/>
+          <w:sz w:val="36"/>
+          <w:szCs w:val="24"/>
+        </w:rPr>
       </w:r>
     </w:p>
     <w:p>
@@ -2824,35 +2918,7 @@
           <w:u w:val="none"/>
           <w:vertAlign w:val="baseline"/>
         </w:rPr>
-        <w:t>σ/</w:t>
-      </w:r>
-      <w:r>
-        <w:rPr>
-          <w:rFonts w:eastAsia="Calibri" w:cs="Calibri"/>
-          <w:b w:val="false"/>
-          <w:bCs w:val="false"/>
-          <w:position w:val="0"/>
-          <w:sz w:val="36"/>
-          <w:sz w:val="36"/>
-          <w:szCs w:val="24"/>
-          <w:u w:val="none"/>
-          <w:vertAlign w:val="baseline"/>
-        </w:rPr>
-        <w:t>√</w:t>
-      </w:r>
-      <w:r>
-        <w:rPr>
-          <w:rFonts w:eastAsia="Calibri" w:cs="Calibri"/>
-          <w:b w:val="false"/>
-          <w:bCs w:val="false"/>
-          <w:position w:val="0"/>
-          <w:sz w:val="36"/>
-          <w:sz w:val="36"/>
-          <w:szCs w:val="24"/>
-          <w:u w:val="none"/>
-          <w:vertAlign w:val="baseline"/>
-        </w:rPr>
-        <w:t>n)</w:t>
+        <w:t>σ/√n)</w:t>
       </w:r>
     </w:p>
     <w:p>
@@ -2893,21 +2959,7 @@
           <w:u w:val="none"/>
           <w:vertAlign w:val="baseline"/>
         </w:rPr>
-        <w:t>= 1.96 * (</w:t>
-      </w:r>
-      <w:r>
-        <w:rPr>
-          <w:rFonts w:eastAsia="Calibri" w:cs="Calibri"/>
-          <w:b w:val="false"/>
-          <w:bCs w:val="false"/>
-          <w:position w:val="0"/>
-          <w:sz w:val="36"/>
-          <w:sz w:val="36"/>
-          <w:szCs w:val="24"/>
-          <w:u w:val="none"/>
-          <w:vertAlign w:val="baseline"/>
-        </w:rPr>
-        <w:t>√2.4/√24)</w:t>
+        <w:t>= 1.96 * (√2.4/√24)</w:t>
       </w:r>
     </w:p>
     <w:p>
@@ -3216,19 +3268,7 @@
           <w:u w:val="none"/>
           <w:vertAlign w:val="baseline"/>
         </w:rPr>
-        <w:t xml:space="preserve">1 – </w:t>
-      </w:r>
-      <w:r>
-        <w:rPr>
-          <w:rFonts w:eastAsia="Calibri" w:cs="Calibri"/>
-          <w:position w:val="0"/>
-          <w:sz w:val="36"/>
-          <w:sz w:val="36"/>
-          <w:szCs w:val="24"/>
-          <w:u w:val="none"/>
-          <w:vertAlign w:val="baseline"/>
-        </w:rPr>
-        <w:t>α = 0.95  or  α = 0.05</w:t>
+        <w:t>1 – α = 0.95  or  α = 0.05</w:t>
       </w:r>
     </w:p>
     <w:p>
@@ -3502,35 +3542,7 @@
           <w:u w:val="none"/>
           <w:vertAlign w:val="baseline"/>
         </w:rPr>
-        <w:t xml:space="preserve">= 109.27 </w:t>
-      </w:r>
-      <w:r>
-        <w:rPr>
-          <w:rFonts w:eastAsia="Calibri" w:cs="Calibri"/>
-          <w:b w:val="false"/>
-          <w:bCs w:val="false"/>
-          <w:position w:val="0"/>
-          <w:sz w:val="36"/>
-          <w:sz w:val="36"/>
-          <w:szCs w:val="24"/>
-          <w:u w:val="none"/>
-          <w:vertAlign w:val="baseline"/>
-        </w:rPr>
-        <w:t>≈</w:t>
-      </w:r>
-      <w:r>
-        <w:rPr>
-          <w:rFonts w:eastAsia="Calibri" w:cs="Calibri"/>
-          <w:b w:val="false"/>
-          <w:bCs w:val="false"/>
-          <w:position w:val="0"/>
-          <w:sz w:val="36"/>
-          <w:sz w:val="36"/>
-          <w:szCs w:val="24"/>
-          <w:u w:val="none"/>
-          <w:vertAlign w:val="baseline"/>
-        </w:rPr>
-        <w:t xml:space="preserve"> 110</w:t>
+        <w:t>= 109.27 ≈ 110</w:t>
       </w:r>
     </w:p>
     <w:p>
@@ -3548,7 +3560,14 @@
         </w:rPr>
       </w:pPr>
       <w:r>
-        <w:rPr/>
+        <w:rPr>
+          <w:rFonts w:eastAsia="Calibri" w:cs="Calibri"/>
+          <w:position w:val="0"/>
+          <w:sz w:val="24"/>
+          <w:sz w:val="24"/>
+          <w:u w:val="none"/>
+          <w:vertAlign w:val="baseline"/>
+        </w:rPr>
       </w:r>
     </w:p>
     <w:p>
@@ -3694,67 +3713,7 @@
           <w:u w:val="none"/>
           <w:vertAlign w:val="baseline"/>
         </w:rPr>
-        <w:t>* (s/</w:t>
-      </w:r>
-      <w:r>
-        <w:rPr>
-          <w:rFonts w:eastAsia="Calibri" w:cs="Calibri"/>
-          <w:position w:val="0"/>
-          <w:sz w:val="36"/>
-          <w:sz w:val="36"/>
-          <w:szCs w:val="24"/>
-          <w:u w:val="none"/>
-          <w:vertAlign w:val="baseline"/>
-        </w:rPr>
-        <w:t>√</w:t>
-      </w:r>
-      <w:r>
-        <w:rPr>
-          <w:rFonts w:eastAsia="Calibri" w:cs="Calibri"/>
-          <w:position w:val="0"/>
-          <w:sz w:val="36"/>
-          <w:sz w:val="36"/>
-          <w:szCs w:val="24"/>
-          <w:u w:val="none"/>
-          <w:vertAlign w:val="baseline"/>
-        </w:rPr>
-        <w:t>n</w:t>
-      </w:r>
-      <w:r>
-        <w:rPr>
-          <w:rFonts w:eastAsia="Calibri" w:cs="Calibri"/>
-          <w:position w:val="0"/>
-          <w:sz w:val="36"/>
-          <w:sz w:val="36"/>
-          <w:szCs w:val="24"/>
-          <w:u w:val="none"/>
-          <w:vertAlign w:val="baseline"/>
-        </w:rPr>
-        <w:t xml:space="preserve">) ≤ </w:t>
-      </w:r>
-      <w:r>
-        <w:rPr>
-          <w:rFonts w:eastAsia="Calibri" w:cs="Calibri"/>
-          <w:position w:val="0"/>
-          <w:sz w:val="36"/>
-          <w:sz w:val="36"/>
-          <w:szCs w:val="24"/>
-          <w:u w:val="none"/>
-          <w:vertAlign w:val="baseline"/>
-        </w:rPr>
-        <w:t xml:space="preserve">µ ≤ </w:t>
-      </w:r>
-      <w:r>
-        <w:rPr>
-          <w:rFonts w:eastAsia="Calibri" w:cs="Calibri"/>
-          <w:position w:val="0"/>
-          <w:sz w:val="36"/>
-          <w:sz w:val="36"/>
-          <w:szCs w:val="24"/>
-          <w:u w:val="none"/>
-          <w:vertAlign w:val="baseline"/>
-        </w:rPr>
-        <w:t>x’+ Z</w:t>
+        <w:t>* (s/√n) ≤ µ ≤ x’+ Z</w:t>
       </w:r>
       <w:r>
         <w:rPr>
@@ -3776,55 +3735,7 @@
           <w:u w:val="none"/>
           <w:vertAlign w:val="baseline"/>
         </w:rPr>
-        <w:t>* (s/</w:t>
-      </w:r>
-      <w:r>
-        <w:rPr>
-          <w:rFonts w:eastAsia="Calibri" w:cs="Calibri"/>
-          <w:position w:val="0"/>
-          <w:sz w:val="36"/>
-          <w:sz w:val="36"/>
-          <w:szCs w:val="24"/>
-          <w:u w:val="none"/>
-          <w:vertAlign w:val="baseline"/>
-        </w:rPr>
-        <w:t>√</w:t>
-      </w:r>
-      <w:r>
-        <w:rPr>
-          <w:rFonts w:eastAsia="Calibri" w:cs="Calibri"/>
-          <w:position w:val="0"/>
-          <w:sz w:val="36"/>
-          <w:sz w:val="36"/>
-          <w:szCs w:val="24"/>
-          <w:u w:val="none"/>
-          <w:vertAlign w:val="baseline"/>
-        </w:rPr>
-        <w:t>n</w:t>
-      </w:r>
-      <w:r>
-        <w:rPr>
-          <w:rFonts w:eastAsia="Calibri" w:cs="Calibri"/>
-          <w:position w:val="0"/>
-          <w:sz w:val="36"/>
-          <w:sz w:val="36"/>
-          <w:szCs w:val="24"/>
-          <w:u w:val="none"/>
-          <w:vertAlign w:val="baseline"/>
-        </w:rPr>
-        <w:t xml:space="preserve">)) = 1 – </w:t>
-      </w:r>
-      <w:r>
-        <w:rPr>
-          <w:rFonts w:eastAsia="Calibri" w:cs="Calibri"/>
-          <w:position w:val="0"/>
-          <w:sz w:val="36"/>
-          <w:sz w:val="36"/>
-          <w:szCs w:val="24"/>
-          <w:u w:val="none"/>
-          <w:vertAlign w:val="baseline"/>
-        </w:rPr>
-        <w:t>α</w:t>
+        <w:t>* (s/√n)) = 1 – α</w:t>
       </w:r>
     </w:p>
     <w:p>
@@ -3869,31 +3780,7 @@
           <w:u w:val="none"/>
           <w:vertAlign w:val="baseline"/>
         </w:rPr>
-        <w:t>* (0.3/</w:t>
-      </w:r>
-      <w:r>
-        <w:rPr>
-          <w:rFonts w:eastAsia="Calibri" w:cs="Calibri"/>
-          <w:position w:val="0"/>
-          <w:sz w:val="36"/>
-          <w:sz w:val="36"/>
-          <w:szCs w:val="24"/>
-          <w:u w:val="none"/>
-          <w:vertAlign w:val="baseline"/>
-        </w:rPr>
-        <w:t>√35</w:t>
-      </w:r>
-      <w:r>
-        <w:rPr>
-          <w:rFonts w:eastAsia="Calibri" w:cs="Calibri"/>
-          <w:position w:val="0"/>
-          <w:sz w:val="36"/>
-          <w:sz w:val="36"/>
-          <w:szCs w:val="24"/>
-          <w:u w:val="none"/>
-          <w:vertAlign w:val="baseline"/>
-        </w:rPr>
-        <w:t>) ≤ µ ≤ 2.6 + Z</w:t>
+        <w:t>* (0.3/√35) ≤ µ ≤ 2.6 + Z</w:t>
       </w:r>
       <w:r>
         <w:rPr>
@@ -3915,31 +3802,7 @@
           <w:u w:val="none"/>
           <w:vertAlign w:val="baseline"/>
         </w:rPr>
-        <w:t>* (0.3/</w:t>
-      </w:r>
-      <w:r>
-        <w:rPr>
-          <w:rFonts w:eastAsia="Calibri" w:cs="Calibri"/>
-          <w:position w:val="0"/>
-          <w:sz w:val="36"/>
-          <w:sz w:val="36"/>
-          <w:szCs w:val="24"/>
-          <w:u w:val="none"/>
-          <w:vertAlign w:val="baseline"/>
-        </w:rPr>
-        <w:t>√35</w:t>
-      </w:r>
-      <w:r>
-        <w:rPr>
-          <w:rFonts w:eastAsia="Calibri" w:cs="Calibri"/>
-          <w:position w:val="0"/>
-          <w:sz w:val="36"/>
-          <w:sz w:val="36"/>
-          <w:szCs w:val="24"/>
-          <w:u w:val="none"/>
-          <w:vertAlign w:val="baseline"/>
-        </w:rPr>
-        <w:t>)) = 0.90</w:t>
+        <w:t>* (0.3/√35)) = 0.90</w:t>
       </w:r>
     </w:p>
     <w:p>
@@ -3984,31 +3847,7 @@
           <w:u w:val="none"/>
           <w:vertAlign w:val="baseline"/>
         </w:rPr>
-        <w:t>* (0.3/</w:t>
-      </w:r>
-      <w:r>
-        <w:rPr>
-          <w:rFonts w:eastAsia="Calibri" w:cs="Calibri"/>
-          <w:position w:val="0"/>
-          <w:sz w:val="36"/>
-          <w:sz w:val="36"/>
-          <w:szCs w:val="24"/>
-          <w:u w:val="none"/>
-          <w:vertAlign w:val="baseline"/>
-        </w:rPr>
-        <w:t>√35</w:t>
-      </w:r>
-      <w:r>
-        <w:rPr>
-          <w:rFonts w:eastAsia="Calibri" w:cs="Calibri"/>
-          <w:position w:val="0"/>
-          <w:sz w:val="36"/>
-          <w:sz w:val="36"/>
-          <w:szCs w:val="24"/>
-          <w:u w:val="none"/>
-          <w:vertAlign w:val="baseline"/>
-        </w:rPr>
-        <w:t>) ≤ µ ≤ 2.6 + 0.507</w:t>
+        <w:t>* (0.3/√35) ≤ µ ≤ 2.6 + 0.507</w:t>
       </w:r>
       <w:r>
         <w:rPr>
@@ -4030,31 +3869,7 @@
           <w:u w:val="none"/>
           <w:vertAlign w:val="baseline"/>
         </w:rPr>
-        <w:t>* (0.3/</w:t>
-      </w:r>
-      <w:r>
-        <w:rPr>
-          <w:rFonts w:eastAsia="Calibri" w:cs="Calibri"/>
-          <w:position w:val="0"/>
-          <w:sz w:val="36"/>
-          <w:sz w:val="36"/>
-          <w:szCs w:val="24"/>
-          <w:u w:val="none"/>
-          <w:vertAlign w:val="baseline"/>
-        </w:rPr>
-        <w:t>√35</w:t>
-      </w:r>
-      <w:r>
-        <w:rPr>
-          <w:rFonts w:eastAsia="Calibri" w:cs="Calibri"/>
-          <w:position w:val="0"/>
-          <w:sz w:val="36"/>
-          <w:sz w:val="36"/>
-          <w:szCs w:val="24"/>
-          <w:u w:val="none"/>
-          <w:vertAlign w:val="baseline"/>
-        </w:rPr>
-        <w:t>)) = 0.90</w:t>
+        <w:t>* (0.3/√35)) = 0.90</w:t>
       </w:r>
     </w:p>
     <w:p>
@@ -4112,14 +3927,19 @@
           <w:rFonts w:ascii="Calibri" w:hAnsi="Calibri" w:eastAsia="Calibri" w:cs="Calibri"/>
           <w:position w:val="0"/>
           <w:sz w:val="24"/>
-          <w:u w:val="none"/>
-          <w:vertAlign w:val="baseline"/>
-        </w:rPr>
-      </w:pPr>
-      <w:r>
-        <w:rPr>
-          <w:sz w:val="36"/>
-          <w:szCs w:val="24"/>
+          <w:sz w:val="24"/>
+          <w:u w:val="none"/>
+          <w:vertAlign w:val="baseline"/>
+        </w:rPr>
+      </w:pPr>
+      <w:r>
+        <w:rPr>
+          <w:rFonts w:eastAsia="Calibri" w:cs="Calibri"/>
+          <w:position w:val="0"/>
+          <w:sz w:val="24"/>
+          <w:sz w:val="24"/>
+          <w:u w:val="none"/>
+          <w:vertAlign w:val="baseline"/>
         </w:rPr>
       </w:r>
     </w:p>
@@ -4631,14 +4451,19 @@
           <w:rFonts w:ascii="Calibri" w:hAnsi="Calibri" w:eastAsia="Calibri" w:cs="Calibri"/>
           <w:position w:val="0"/>
           <w:sz w:val="24"/>
-          <w:u w:val="none"/>
-          <w:vertAlign w:val="baseline"/>
-        </w:rPr>
-      </w:pPr>
-      <w:r>
-        <w:rPr>
-          <w:sz w:val="36"/>
-          <w:szCs w:val="24"/>
+          <w:sz w:val="24"/>
+          <w:u w:val="none"/>
+          <w:vertAlign w:val="baseline"/>
+        </w:rPr>
+      </w:pPr>
+      <w:r>
+        <w:rPr>
+          <w:rFonts w:eastAsia="Calibri" w:cs="Calibri"/>
+          <w:position w:val="0"/>
+          <w:sz w:val="24"/>
+          <w:sz w:val="24"/>
+          <w:u w:val="none"/>
+          <w:vertAlign w:val="baseline"/>
         </w:rPr>
       </w:r>
     </w:p>
@@ -4650,16 +4475,1043 @@
         <w:rPr>
           <w:rFonts w:ascii="Calibri" w:hAnsi="Calibri" w:eastAsia="Calibri" w:cs="Calibri"/>
           <w:position w:val="0"/>
+          <w:sz w:val="36"/>
+          <w:sz w:val="36"/>
+          <w:szCs w:val="24"/>
+          <w:u w:val="none"/>
+          <w:vertAlign w:val="baseline"/>
+        </w:rPr>
+      </w:pPr>
+      <w:r>
+        <w:rPr>
+          <w:rFonts w:eastAsia="Calibri" w:cs="Calibri"/>
+          <w:position w:val="0"/>
+          <w:sz w:val="36"/>
+          <w:sz w:val="36"/>
+          <w:szCs w:val="24"/>
+          <w:u w:val="none"/>
+          <w:vertAlign w:val="baseline"/>
+        </w:rPr>
+        <w:t>5. 20 measurements on residual flaming time (in seconds) of treated specimens of children’s dress are presented below,</w:t>
+      </w:r>
+    </w:p>
+    <w:p>
+      <w:pPr>
+        <w:pStyle w:val="Normal"/>
+        <w:bidi w:val="0"/>
+        <w:jc w:val="left"/>
+        <w:rPr>
+          <w:rFonts w:ascii="Calibri" w:hAnsi="Calibri" w:eastAsia="Calibri" w:cs="Calibri"/>
+          <w:position w:val="0"/>
+          <w:sz w:val="36"/>
+          <w:sz w:val="36"/>
+          <w:szCs w:val="24"/>
+          <w:u w:val="none"/>
+          <w:vertAlign w:val="baseline"/>
+        </w:rPr>
+      </w:pPr>
+      <w:r>
+        <w:rPr>
+          <w:rFonts w:eastAsia="Calibri" w:cs="Calibri"/>
+          <w:position w:val="0"/>
+          <w:sz w:val="36"/>
+          <w:sz w:val="36"/>
+          <w:szCs w:val="24"/>
+          <w:u w:val="none"/>
+          <w:vertAlign w:val="baseline"/>
+        </w:rPr>
+        <w:t>9.85 , 9.93, 9.75 ,9.77, 9.67, 9.87, 9.67, 9.84, 9.85, 9.75, 9.83, 9.92, 9.74, 9.99, 9.88, 9.95, 9.95, 9.93, 9.92, 9.89</w:t>
+      </w:r>
+    </w:p>
+    <w:p>
+      <w:pPr>
+        <w:pStyle w:val="Normal"/>
+        <w:bidi w:val="0"/>
+        <w:jc w:val="left"/>
+        <w:rPr>
+          <w:rFonts w:ascii="Calibri" w:hAnsi="Calibri" w:eastAsia="Calibri" w:cs="Calibri"/>
+          <w:position w:val="0"/>
+          <w:sz w:val="36"/>
+          <w:sz w:val="36"/>
+          <w:szCs w:val="24"/>
+          <w:u w:val="none"/>
+          <w:vertAlign w:val="baseline"/>
+        </w:rPr>
+      </w:pPr>
+      <w:r>
+        <w:rPr>
+          <w:rFonts w:eastAsia="Calibri" w:cs="Calibri"/>
+          <w:position w:val="0"/>
+          <w:sz w:val="36"/>
+          <w:sz w:val="36"/>
+          <w:szCs w:val="24"/>
+          <w:u w:val="none"/>
+          <w:vertAlign w:val="baseline"/>
+        </w:rPr>
+        <w:t>Construct 95% confidence interval for mean residual flaming time.</w:t>
+      </w:r>
+    </w:p>
+    <w:p>
+      <w:pPr>
+        <w:pStyle w:val="Normal"/>
+        <w:bidi w:val="0"/>
+        <w:jc w:val="left"/>
+        <w:rPr>
+          <w:rFonts w:ascii="Calibri" w:hAnsi="Calibri" w:eastAsia="Calibri" w:cs="Calibri"/>
+          <w:position w:val="0"/>
+          <w:sz w:val="36"/>
+          <w:sz w:val="36"/>
+          <w:szCs w:val="24"/>
+          <w:u w:val="none"/>
+          <w:vertAlign w:val="baseline"/>
+        </w:rPr>
+      </w:pPr>
+      <w:r>
+        <w:rPr>
+          <w:rFonts w:eastAsia="Calibri" w:cs="Calibri"/>
+          <w:position w:val="0"/>
+          <w:sz w:val="36"/>
+          <w:sz w:val="36"/>
+          <w:szCs w:val="24"/>
+          <w:u w:val="none"/>
+          <w:vertAlign w:val="baseline"/>
+        </w:rPr>
+        <w:t xml:space="preserve">→ </w:t>
+      </w:r>
+      <w:r>
+        <w:rPr>
+          <w:rFonts w:eastAsia="Calibri" w:cs="Calibri"/>
+          <w:position w:val="0"/>
+          <w:sz w:val="36"/>
+          <w:sz w:val="36"/>
+          <w:szCs w:val="24"/>
+          <w:u w:val="none"/>
+          <w:vertAlign w:val="baseline"/>
+        </w:rPr>
+        <w:t>Sol</w:t>
+      </w:r>
+      <w:r>
+        <w:rPr>
+          <w:rFonts w:eastAsia="Calibri" w:cs="Calibri"/>
+          <w:sz w:val="36"/>
+          <w:szCs w:val="24"/>
+          <w:u w:val="none"/>
+          <w:vertAlign w:val="superscript"/>
+        </w:rPr>
+        <w:t>n</w:t>
+      </w:r>
+      <w:r>
+        <w:rPr>
+          <w:rFonts w:eastAsia="Calibri" w:cs="Calibri"/>
+          <w:position w:val="0"/>
+          <w:sz w:val="36"/>
+          <w:sz w:val="36"/>
+          <w:szCs w:val="24"/>
+          <w:u w:val="none"/>
+          <w:vertAlign w:val="baseline"/>
+        </w:rPr>
+        <w:t>,</w:t>
+      </w:r>
+    </w:p>
+    <w:p>
+      <w:pPr>
+        <w:pStyle w:val="Normal"/>
+        <w:bidi w:val="0"/>
+        <w:jc w:val="left"/>
+        <w:rPr>
+          <w:rFonts w:ascii="Calibri" w:hAnsi="Calibri" w:eastAsia="Calibri" w:cs="Calibri"/>
+          <w:position w:val="0"/>
+          <w:sz w:val="36"/>
+          <w:sz w:val="36"/>
+          <w:szCs w:val="24"/>
+          <w:u w:val="none"/>
+          <w:vertAlign w:val="baseline"/>
+        </w:rPr>
+      </w:pPr>
+      <w:r>
+        <w:rPr>
+          <w:rFonts w:eastAsia="Calibri" w:cs="Calibri"/>
+          <w:position w:val="0"/>
+          <w:sz w:val="36"/>
+          <w:sz w:val="36"/>
+          <w:szCs w:val="24"/>
+          <w:u w:val="none"/>
+          <w:vertAlign w:val="baseline"/>
+        </w:rPr>
+        <w:t>let µ denote actual mean flaming time.</w:t>
+      </w:r>
+    </w:p>
+    <w:p>
+      <w:pPr>
+        <w:pStyle w:val="Normal"/>
+        <w:bidi w:val="0"/>
+        <w:jc w:val="left"/>
+        <w:rPr>
+          <w:rFonts w:ascii="Calibri" w:hAnsi="Calibri" w:eastAsia="Calibri" w:cs="Calibri"/>
+          <w:position w:val="0"/>
+          <w:sz w:val="36"/>
+          <w:sz w:val="36"/>
+          <w:szCs w:val="24"/>
+          <w:u w:val="none"/>
+          <w:vertAlign w:val="baseline"/>
+        </w:rPr>
+      </w:pPr>
+      <w:r>
+        <w:rPr>
+          <w:rFonts w:eastAsia="Calibri" w:cs="Calibri"/>
+          <w:position w:val="0"/>
+          <w:sz w:val="36"/>
+          <w:sz w:val="36"/>
+          <w:szCs w:val="24"/>
+          <w:u w:val="none"/>
+          <w:vertAlign w:val="baseline"/>
+        </w:rPr>
+        <w:t>Here pop</w:t>
+      </w:r>
+      <w:r>
+        <w:rPr>
+          <w:rFonts w:eastAsia="Calibri" w:cs="Calibri"/>
+          <w:sz w:val="36"/>
+          <w:szCs w:val="24"/>
+          <w:u w:val="none"/>
+          <w:vertAlign w:val="superscript"/>
+        </w:rPr>
+        <w:t>n</w:t>
+      </w:r>
+      <w:r>
+        <w:rPr>
+          <w:rFonts w:eastAsia="Calibri" w:cs="Calibri"/>
+          <w:position w:val="0"/>
+          <w:sz w:val="36"/>
+          <w:sz w:val="36"/>
+          <w:szCs w:val="24"/>
+          <w:u w:val="none"/>
+          <w:vertAlign w:val="baseline"/>
+        </w:rPr>
+        <w:t xml:space="preserve">  varience is not given and sample is small. So required confidence interval is,</w:t>
+      </w:r>
+    </w:p>
+    <w:p>
+      <w:pPr>
+        <w:pStyle w:val="Normal"/>
+        <w:bidi w:val="0"/>
+        <w:jc w:val="left"/>
+        <w:rPr>
+          <w:sz w:val="36"/>
+          <w:szCs w:val="24"/>
+        </w:rPr>
+      </w:pPr>
+      <w:r>
+        <w:rPr>
+          <w:sz w:val="36"/>
+          <w:szCs w:val="24"/>
+        </w:rPr>
+        <w:t>P(x’-t</w:t>
+      </w:r>
+      <w:r>
+        <w:rPr>
+          <w:sz w:val="36"/>
+          <w:szCs w:val="24"/>
+          <w:vertAlign w:val="subscript"/>
+        </w:rPr>
+        <w:t>α/2</w:t>
+      </w:r>
+      <w:r>
+        <w:rPr>
+          <w:sz w:val="36"/>
+          <w:szCs w:val="24"/>
+        </w:rPr>
+        <w:t xml:space="preserve"> √(S</w:t>
+      </w:r>
+      <w:r>
+        <w:rPr>
+          <w:sz w:val="36"/>
+          <w:szCs w:val="24"/>
+          <w:vertAlign w:val="superscript"/>
+        </w:rPr>
+        <w:t xml:space="preserve">2 </w:t>
+      </w:r>
+      <w:r>
+        <w:rPr>
+          <w:sz w:val="36"/>
+          <w:szCs w:val="24"/>
+        </w:rPr>
+        <w:t>/n) ≤  µ ≤  x’+t</w:t>
+      </w:r>
+      <w:r>
+        <w:rPr>
+          <w:sz w:val="36"/>
+          <w:szCs w:val="24"/>
+          <w:vertAlign w:val="subscript"/>
+        </w:rPr>
+        <w:t>α/2</w:t>
+      </w:r>
+      <w:r>
+        <w:rPr>
+          <w:sz w:val="36"/>
+          <w:szCs w:val="24"/>
+        </w:rPr>
+        <w:t>√(S</w:t>
+      </w:r>
+      <w:r>
+        <w:rPr>
+          <w:sz w:val="36"/>
+          <w:szCs w:val="24"/>
+          <w:vertAlign w:val="superscript"/>
+        </w:rPr>
+        <w:t xml:space="preserve">2 </w:t>
+      </w:r>
+      <w:r>
+        <w:rPr>
+          <w:sz w:val="36"/>
+          <w:szCs w:val="24"/>
+        </w:rPr>
+        <w:t>/n)) = 1 – α</w:t>
+      </w:r>
+    </w:p>
+    <w:p>
+      <w:pPr>
+        <w:pStyle w:val="Normal"/>
+        <w:bidi w:val="0"/>
+        <w:jc w:val="left"/>
+        <w:rPr>
+          <w:sz w:val="36"/>
+          <w:szCs w:val="24"/>
+        </w:rPr>
+      </w:pPr>
+      <w:r>
+        <w:rPr>
+          <w:sz w:val="36"/>
+          <w:szCs w:val="24"/>
+        </w:rPr>
+        <w:t>working table;</w:t>
+      </w:r>
+    </w:p>
+    <w:p>
+      <w:pPr>
+        <w:pStyle w:val="Normal"/>
+        <w:bidi w:val="0"/>
+        <w:jc w:val="left"/>
+        <w:rPr>
+          <w:sz w:val="36"/>
+          <w:szCs w:val="24"/>
+        </w:rPr>
+      </w:pPr>
+      <w:r>
+        <w:rPr/>
+        <w:drawing>
+          <wp:anchor behindDoc="0" distT="0" distB="0" distL="0" distR="0" simplePos="0" locked="0" layoutInCell="0" allowOverlap="1" relativeHeight="2">
+            <wp:simplePos x="0" y="0"/>
+            <wp:positionH relativeFrom="column">
+              <wp:posOffset>118110</wp:posOffset>
+            </wp:positionH>
+            <wp:positionV relativeFrom="paragraph">
+              <wp:posOffset>62865</wp:posOffset>
+            </wp:positionV>
+            <wp:extent cx="3714750" cy="3315335"/>
+            <wp:effectExtent l="0" t="0" r="0" b="0"/>
+            <wp:wrapSquare wrapText="largest"/>
+            <wp:docPr id="1" name="Image1" descr=""/>
+            <wp:cNvGraphicFramePr>
+              <a:graphicFrameLocks xmlns:a="http://schemas.openxmlformats.org/drawingml/2006/main" noChangeAspect="1"/>
+            </wp:cNvGraphicFramePr>
+            <a:graphic xmlns:a="http://schemas.openxmlformats.org/drawingml/2006/main">
+              <a:graphicData uri="http://schemas.openxmlformats.org/drawingml/2006/picture">
+                <pic:pic xmlns:pic="http://schemas.openxmlformats.org/drawingml/2006/picture">
+                  <pic:nvPicPr>
+                    <pic:cNvPr id="1" name="Image1" descr=""/>
+                    <pic:cNvPicPr>
+                      <a:picLocks noChangeAspect="1" noChangeArrowheads="1"/>
+                    </pic:cNvPicPr>
+                  </pic:nvPicPr>
+                  <pic:blipFill>
+                    <a:blip r:embed="rId2"/>
+                    <a:stretch>
+                      <a:fillRect/>
+                    </a:stretch>
+                  </pic:blipFill>
+                  <pic:spPr bwMode="auto">
+                    <a:xfrm>
+                      <a:off x="0" y="0"/>
+                      <a:ext cx="3714750" cy="3315335"/>
+                    </a:xfrm>
+                    <a:prstGeom prst="rect">
+                      <a:avLst/>
+                    </a:prstGeom>
+                  </pic:spPr>
+                </pic:pic>
+              </a:graphicData>
+            </a:graphic>
+          </wp:anchor>
+        </w:drawing>
+      </w:r>
+    </w:p>
+    <w:p>
+      <w:pPr>
+        <w:pStyle w:val="Normal"/>
+        <w:bidi w:val="0"/>
+        <w:jc w:val="left"/>
+        <w:rPr>
+          <w:sz w:val="36"/>
+          <w:szCs w:val="24"/>
+        </w:rPr>
+      </w:pPr>
+      <w:r>
+        <w:rPr>
+          <w:sz w:val="36"/>
+          <w:szCs w:val="24"/>
+        </w:rPr>
+      </w:r>
+    </w:p>
+    <w:p>
+      <w:pPr>
+        <w:pStyle w:val="Normal"/>
+        <w:bidi w:val="0"/>
+        <w:jc w:val="left"/>
+        <w:rPr>
+          <w:sz w:val="36"/>
+          <w:szCs w:val="24"/>
+        </w:rPr>
+      </w:pPr>
+      <w:r>
+        <w:rPr>
+          <w:sz w:val="36"/>
+          <w:szCs w:val="24"/>
+        </w:rPr>
+      </w:r>
+    </w:p>
+    <w:p>
+      <w:pPr>
+        <w:pStyle w:val="Normal"/>
+        <w:bidi w:val="0"/>
+        <w:jc w:val="left"/>
+        <w:rPr>
+          <w:sz w:val="36"/>
+          <w:szCs w:val="24"/>
+        </w:rPr>
+      </w:pPr>
+      <w:r>
+        <w:rPr>
+          <w:sz w:val="36"/>
+          <w:szCs w:val="24"/>
+        </w:rPr>
+      </w:r>
+    </w:p>
+    <w:p>
+      <w:pPr>
+        <w:pStyle w:val="Normal"/>
+        <w:bidi w:val="0"/>
+        <w:jc w:val="left"/>
+        <w:rPr>
+          <w:sz w:val="36"/>
+          <w:szCs w:val="24"/>
+        </w:rPr>
+      </w:pPr>
+      <w:r>
+        <w:rPr>
+          <w:sz w:val="36"/>
+          <w:szCs w:val="24"/>
+        </w:rPr>
+      </w:r>
+    </w:p>
+    <w:p>
+      <w:pPr>
+        <w:pStyle w:val="Normal"/>
+        <w:bidi w:val="0"/>
+        <w:jc w:val="left"/>
+        <w:rPr>
+          <w:sz w:val="36"/>
+          <w:szCs w:val="24"/>
+        </w:rPr>
+      </w:pPr>
+      <w:r>
+        <w:rPr>
+          <w:sz w:val="36"/>
+          <w:szCs w:val="24"/>
+        </w:rPr>
+      </w:r>
+    </w:p>
+    <w:p>
+      <w:pPr>
+        <w:pStyle w:val="Normal"/>
+        <w:bidi w:val="0"/>
+        <w:jc w:val="left"/>
+        <w:rPr>
+          <w:sz w:val="36"/>
+          <w:szCs w:val="24"/>
+        </w:rPr>
+      </w:pPr>
+      <w:r>
+        <w:rPr>
+          <w:sz w:val="36"/>
+          <w:szCs w:val="24"/>
+        </w:rPr>
+      </w:r>
+    </w:p>
+    <w:p>
+      <w:pPr>
+        <w:pStyle w:val="Normal"/>
+        <w:bidi w:val="0"/>
+        <w:jc w:val="left"/>
+        <w:rPr>
+          <w:sz w:val="36"/>
+          <w:szCs w:val="24"/>
+        </w:rPr>
+      </w:pPr>
+      <w:r>
+        <w:rPr>
+          <w:sz w:val="36"/>
+          <w:szCs w:val="24"/>
+        </w:rPr>
+      </w:r>
+    </w:p>
+    <w:p>
+      <w:pPr>
+        <w:pStyle w:val="Normal"/>
+        <w:bidi w:val="0"/>
+        <w:jc w:val="left"/>
+        <w:rPr>
+          <w:sz w:val="36"/>
+          <w:szCs w:val="24"/>
+        </w:rPr>
+      </w:pPr>
+      <w:r>
+        <w:rPr>
+          <w:sz w:val="36"/>
+          <w:szCs w:val="24"/>
+        </w:rPr>
+      </w:r>
+    </w:p>
+    <w:p>
+      <w:pPr>
+        <w:pStyle w:val="Normal"/>
+        <w:bidi w:val="0"/>
+        <w:jc w:val="left"/>
+        <w:rPr>
+          <w:sz w:val="36"/>
+          <w:szCs w:val="24"/>
+        </w:rPr>
+      </w:pPr>
+      <w:r>
+        <w:rPr>
+          <w:sz w:val="36"/>
+          <w:szCs w:val="24"/>
+        </w:rPr>
+      </w:r>
+    </w:p>
+    <w:p>
+      <w:pPr>
+        <w:pStyle w:val="Normal"/>
+        <w:bidi w:val="0"/>
+        <w:jc w:val="left"/>
+        <w:rPr>
+          <w:sz w:val="36"/>
+          <w:szCs w:val="24"/>
+        </w:rPr>
+      </w:pPr>
+      <w:r>
+        <w:rPr>
+          <w:sz w:val="36"/>
+          <w:szCs w:val="24"/>
+        </w:rPr>
+      </w:r>
+    </w:p>
+    <w:p>
+      <w:pPr>
+        <w:pStyle w:val="Normal"/>
+        <w:bidi w:val="0"/>
+        <w:jc w:val="left"/>
+        <w:rPr>
+          <w:sz w:val="36"/>
+          <w:szCs w:val="24"/>
+        </w:rPr>
+      </w:pPr>
+      <w:r>
+        <w:rPr>
+          <w:sz w:val="36"/>
+          <w:szCs w:val="24"/>
+        </w:rPr>
+      </w:r>
+    </w:p>
+    <w:p>
+      <w:pPr>
+        <w:pStyle w:val="Normal"/>
+        <w:bidi w:val="0"/>
+        <w:jc w:val="left"/>
+        <w:rPr>
+          <w:sz w:val="36"/>
+          <w:szCs w:val="24"/>
+        </w:rPr>
+      </w:pPr>
+      <w:r>
+        <w:rPr>
+          <w:sz w:val="36"/>
+          <w:szCs w:val="24"/>
+        </w:rPr>
+      </w:r>
+    </w:p>
+    <w:p>
+      <w:pPr>
+        <w:pStyle w:val="Normal"/>
+        <w:bidi w:val="0"/>
+        <w:jc w:val="left"/>
+        <w:rPr>
+          <w:sz w:val="36"/>
+          <w:szCs w:val="24"/>
+        </w:rPr>
+      </w:pPr>
+      <w:r>
+        <w:rPr>
+          <w:sz w:val="36"/>
+          <w:szCs w:val="24"/>
+        </w:rPr>
+        <w:t>here,</w:t>
+      </w:r>
+    </w:p>
+    <w:p>
+      <w:pPr>
+        <w:pStyle w:val="Normal"/>
+        <w:bidi w:val="0"/>
+        <w:jc w:val="left"/>
+        <w:rPr>
+          <w:sz w:val="36"/>
+          <w:szCs w:val="24"/>
+        </w:rPr>
+      </w:pPr>
+      <w:r>
+        <w:rPr>
+          <w:sz w:val="36"/>
+          <w:szCs w:val="24"/>
+        </w:rPr>
+        <w:t>x’ = 1/n</w:t>
+      </w:r>
+      <w:r>
+        <w:rPr>
+          <w:rFonts w:eastAsia="Calibri" w:cs="Calibri"/>
+          <w:sz w:val="36"/>
+          <w:szCs w:val="24"/>
+        </w:rPr>
+        <w:t>∑</w:t>
+      </w:r>
+      <w:r>
+        <w:rPr>
+          <w:rFonts w:eastAsia="Tahoma" w:cs="Lohit Marathi"/>
+          <w:sz w:val="36"/>
+          <w:szCs w:val="24"/>
+        </w:rPr>
+        <w:t>x = 1/20*197.05 = 9.8525</w:t>
+      </w:r>
+    </w:p>
+    <w:p>
+      <w:pPr>
+        <w:pStyle w:val="Normal"/>
+        <w:bidi w:val="0"/>
+        <w:jc w:val="left"/>
+        <w:rPr>
+          <w:sz w:val="36"/>
+          <w:szCs w:val="24"/>
+        </w:rPr>
+      </w:pPr>
+      <w:r>
+        <w:rPr>
+          <w:rFonts w:eastAsia="Tahoma" w:cs="Lohit Marathi"/>
+          <w:sz w:val="36"/>
+          <w:szCs w:val="24"/>
+        </w:rPr>
+        <w:t>S</w:t>
+      </w:r>
+      <w:r>
+        <w:rPr>
+          <w:rFonts w:eastAsia="Tahoma" w:cs="Lohit Marathi"/>
+          <w:sz w:val="36"/>
+          <w:szCs w:val="24"/>
+          <w:vertAlign w:val="superscript"/>
+        </w:rPr>
+        <w:t xml:space="preserve">2 </w:t>
+      </w:r>
+      <w:r>
+        <w:rPr>
+          <w:rFonts w:eastAsia="Tahoma" w:cs="Lohit Marathi"/>
+          <w:position w:val="0"/>
+          <w:sz w:val="36"/>
+          <w:sz w:val="36"/>
+          <w:szCs w:val="24"/>
+          <w:vertAlign w:val="baseline"/>
+        </w:rPr>
+        <w:t xml:space="preserve"> = 0.009304</w:t>
+      </w:r>
+    </w:p>
+    <w:p>
+      <w:pPr>
+        <w:pStyle w:val="Normal"/>
+        <w:bidi w:val="0"/>
+        <w:jc w:val="left"/>
+        <w:rPr>
+          <w:sz w:val="36"/>
+          <w:szCs w:val="24"/>
+        </w:rPr>
+      </w:pPr>
+      <w:r>
+        <w:rPr>
+          <w:rFonts w:eastAsia="Tahoma" w:cs="Lohit Marathi"/>
+          <w:position w:val="0"/>
+          <w:sz w:val="36"/>
+          <w:sz w:val="36"/>
+          <w:szCs w:val="24"/>
+          <w:vertAlign w:val="baseline"/>
+        </w:rPr>
+        <w:t>hence,</w:t>
+      </w:r>
+    </w:p>
+    <w:p>
+      <w:pPr>
+        <w:pStyle w:val="Normal"/>
+        <w:bidi w:val="0"/>
+        <w:jc w:val="left"/>
+        <w:rPr>
+          <w:sz w:val="36"/>
+          <w:szCs w:val="24"/>
+        </w:rPr>
+      </w:pPr>
+      <w:r>
+        <w:rPr>
+          <w:rFonts w:eastAsia="Tahoma" w:cs="Lohit Marathi"/>
+          <w:position w:val="0"/>
+          <w:sz w:val="36"/>
+          <w:sz w:val="36"/>
+          <w:szCs w:val="24"/>
+          <w:vertAlign w:val="baseline"/>
+        </w:rPr>
+        <w:t>P(9.8525-t</w:t>
+      </w:r>
+      <w:r>
+        <w:rPr>
+          <w:rFonts w:eastAsia="Tahoma" w:cs="Lohit Marathi"/>
+          <w:sz w:val="36"/>
+          <w:szCs w:val="24"/>
+          <w:vertAlign w:val="subscript"/>
+        </w:rPr>
+        <w:t xml:space="preserve">0.05/2,20-1 </w:t>
+      </w:r>
+      <w:r>
+        <w:rPr>
+          <w:rFonts w:eastAsia="Calibri" w:cs="Calibri"/>
+          <w:position w:val="0"/>
+          <w:sz w:val="36"/>
+          <w:sz w:val="36"/>
+          <w:szCs w:val="24"/>
+          <w:vertAlign w:val="baseline"/>
+        </w:rPr>
+        <w:t>√</w:t>
+      </w:r>
+      <w:r>
+        <w:rPr>
+          <w:rFonts w:eastAsia="Tahoma" w:cs="Lohit Marathi"/>
+          <w:position w:val="0"/>
+          <w:sz w:val="36"/>
+          <w:sz w:val="36"/>
+          <w:szCs w:val="24"/>
+          <w:vertAlign w:val="baseline"/>
+        </w:rPr>
+        <w:t xml:space="preserve">(0.0009304/20) </w:t>
+      </w:r>
+      <w:r>
+        <w:rPr>
+          <w:rFonts w:eastAsia="Calibri" w:cs="Calibri"/>
+          <w:position w:val="0"/>
+          <w:sz w:val="36"/>
+          <w:sz w:val="36"/>
+          <w:szCs w:val="24"/>
+          <w:vertAlign w:val="baseline"/>
+        </w:rPr>
+        <w:t xml:space="preserve">≤ </w:t>
+      </w:r>
+      <w:r>
+        <w:rPr>
+          <w:rFonts w:eastAsia="Tahoma" w:cs="Lohit Marathi"/>
+          <w:position w:val="0"/>
+          <w:sz w:val="36"/>
+          <w:sz w:val="36"/>
+          <w:szCs w:val="24"/>
+          <w:vertAlign w:val="baseline"/>
+        </w:rPr>
+        <w:t xml:space="preserve">µ </w:t>
+      </w:r>
+      <w:r>
+        <w:rPr>
+          <w:rFonts w:eastAsia="Calibri" w:cs="Calibri"/>
+          <w:position w:val="0"/>
+          <w:sz w:val="36"/>
+          <w:sz w:val="36"/>
+          <w:szCs w:val="24"/>
+          <w:vertAlign w:val="baseline"/>
+        </w:rPr>
+        <w:t xml:space="preserve">≤ </w:t>
+      </w:r>
+      <w:r>
+        <w:rPr>
+          <w:rFonts w:eastAsia="Tahoma" w:cs="Lohit Marathi"/>
+          <w:position w:val="0"/>
+          <w:sz w:val="36"/>
+          <w:sz w:val="36"/>
+          <w:szCs w:val="24"/>
+          <w:vertAlign w:val="baseline"/>
+        </w:rPr>
+        <w:t>9.8525+t</w:t>
+      </w:r>
+      <w:r>
+        <w:rPr>
+          <w:rFonts w:eastAsia="Tahoma" w:cs="Lohit Marathi"/>
+          <w:sz w:val="36"/>
+          <w:szCs w:val="24"/>
+          <w:vertAlign w:val="subscript"/>
+        </w:rPr>
+        <w:t xml:space="preserve">0.05/2,20-1 </w:t>
+      </w:r>
+      <w:r>
+        <w:rPr>
+          <w:rFonts w:eastAsia="Calibri" w:cs="Calibri"/>
+          <w:position w:val="0"/>
+          <w:sz w:val="36"/>
+          <w:sz w:val="36"/>
+          <w:szCs w:val="24"/>
+          <w:vertAlign w:val="baseline"/>
+        </w:rPr>
+        <w:t>√</w:t>
+      </w:r>
+      <w:r>
+        <w:rPr>
+          <w:rFonts w:eastAsia="Tahoma" w:cs="Lohit Marathi"/>
+          <w:position w:val="0"/>
+          <w:sz w:val="36"/>
+          <w:sz w:val="36"/>
+          <w:szCs w:val="24"/>
+          <w:vertAlign w:val="baseline"/>
+        </w:rPr>
+        <w:t>(0.0009304/20)) = 1 – 0.05</w:t>
+      </w:r>
+    </w:p>
+    <w:p>
+      <w:pPr>
+        <w:pStyle w:val="Normal"/>
+        <w:bidi w:val="0"/>
+        <w:jc w:val="left"/>
+        <w:rPr>
+          <w:sz w:val="36"/>
+          <w:szCs w:val="24"/>
+        </w:rPr>
+      </w:pPr>
+      <w:r>
+        <w:rPr>
+          <w:rFonts w:eastAsia="Tahoma" w:cs="Lohit Marathi"/>
+          <w:position w:val="0"/>
+          <w:sz w:val="36"/>
+          <w:sz w:val="36"/>
+          <w:szCs w:val="24"/>
+          <w:vertAlign w:val="baseline"/>
+        </w:rPr>
+        <w:t xml:space="preserve">P(9.8525-2.093 * 0.216 </w:t>
+      </w:r>
+      <w:r>
+        <w:rPr>
+          <w:rFonts w:eastAsia="Calibri" w:cs="Calibri"/>
+          <w:position w:val="0"/>
+          <w:sz w:val="36"/>
+          <w:sz w:val="36"/>
+          <w:szCs w:val="24"/>
+          <w:vertAlign w:val="baseline"/>
+        </w:rPr>
+        <w:t xml:space="preserve">≤ </w:t>
+      </w:r>
+      <w:r>
+        <w:rPr>
+          <w:rFonts w:eastAsia="Tahoma" w:cs="Lohit Marathi"/>
+          <w:position w:val="0"/>
+          <w:sz w:val="36"/>
+          <w:sz w:val="36"/>
+          <w:szCs w:val="24"/>
+          <w:vertAlign w:val="baseline"/>
+        </w:rPr>
+        <w:t xml:space="preserve">µ </w:t>
+      </w:r>
+      <w:r>
+        <w:rPr>
+          <w:rFonts w:eastAsia="Calibri" w:cs="Calibri"/>
+          <w:position w:val="0"/>
+          <w:sz w:val="36"/>
+          <w:sz w:val="36"/>
+          <w:szCs w:val="24"/>
+          <w:vertAlign w:val="baseline"/>
+        </w:rPr>
+        <w:t xml:space="preserve">≤ </w:t>
+      </w:r>
+      <w:r>
+        <w:rPr>
+          <w:rFonts w:eastAsia="Tahoma" w:cs="Lohit Marathi"/>
+          <w:position w:val="0"/>
+          <w:sz w:val="36"/>
+          <w:sz w:val="36"/>
+          <w:szCs w:val="24"/>
+          <w:vertAlign w:val="baseline"/>
+        </w:rPr>
+        <w:t>9.8525+2.093 * 0.216 )= 0.95</w:t>
+      </w:r>
+    </w:p>
+    <w:p>
+      <w:pPr>
+        <w:pStyle w:val="Normal"/>
+        <w:bidi w:val="0"/>
+        <w:jc w:val="left"/>
+        <w:rPr>
+          <w:sz w:val="36"/>
+          <w:szCs w:val="24"/>
+        </w:rPr>
+      </w:pPr>
+      <w:r>
+        <w:rPr>
+          <w:rFonts w:eastAsia="Tahoma" w:cs="Lohit Marathi"/>
+          <w:position w:val="0"/>
+          <w:sz w:val="36"/>
+          <w:sz w:val="36"/>
+          <w:szCs w:val="24"/>
+          <w:vertAlign w:val="baseline"/>
+        </w:rPr>
+        <w:t>P( 9.8074</w:t>
+      </w:r>
+      <w:r>
+        <w:rPr>
+          <w:rFonts w:eastAsia="Calibri" w:cs="Calibri"/>
+          <w:position w:val="0"/>
+          <w:sz w:val="36"/>
+          <w:sz w:val="36"/>
+          <w:szCs w:val="24"/>
+          <w:vertAlign w:val="baseline"/>
+        </w:rPr>
+        <w:t xml:space="preserve">≤ </w:t>
+      </w:r>
+      <w:r>
+        <w:rPr>
+          <w:rFonts w:eastAsia="Tahoma" w:cs="Lohit Marathi"/>
+          <w:position w:val="0"/>
+          <w:sz w:val="36"/>
+          <w:sz w:val="36"/>
+          <w:szCs w:val="24"/>
+          <w:vertAlign w:val="baseline"/>
+        </w:rPr>
+        <w:t xml:space="preserve">µ </w:t>
+      </w:r>
+      <w:r>
+        <w:rPr>
+          <w:rFonts w:eastAsia="Calibri" w:cs="Calibri"/>
+          <w:position w:val="0"/>
+          <w:sz w:val="36"/>
+          <w:sz w:val="36"/>
+          <w:szCs w:val="24"/>
+          <w:vertAlign w:val="baseline"/>
+        </w:rPr>
+        <w:t>≤ 9.8976</w:t>
+      </w:r>
+      <w:r>
+        <w:rPr>
+          <w:rFonts w:eastAsia="Tahoma" w:cs="Lohit Marathi"/>
+          <w:position w:val="0"/>
+          <w:sz w:val="36"/>
+          <w:sz w:val="36"/>
+          <w:szCs w:val="24"/>
+          <w:vertAlign w:val="baseline"/>
+        </w:rPr>
+        <w:t>) = 0.95</w:t>
+      </w:r>
+    </w:p>
+    <w:p>
+      <w:pPr>
+        <w:pStyle w:val="Normal"/>
+        <w:bidi w:val="0"/>
+        <w:jc w:val="left"/>
+        <w:rPr>
+          <w:rFonts w:ascii="Calibri" w:hAnsi="Calibri" w:eastAsia="Tahoma" w:cs="Lohit Marathi"/>
+          <w:position w:val="0"/>
           <w:sz w:val="24"/>
-          <w:u w:val="none"/>
-          <w:vertAlign w:val="baseline"/>
-        </w:rPr>
-      </w:pPr>
-      <w:r>
-        <w:rPr>
-          <w:sz w:val="36"/>
-          <w:szCs w:val="24"/>
-        </w:rPr>
+          <w:sz w:val="24"/>
+          <w:vertAlign w:val="baseline"/>
+        </w:rPr>
+      </w:pPr>
+      <w:r>
+        <w:rPr>
+          <w:rFonts w:eastAsia="Tahoma" w:cs="Lohit Marathi"/>
+          <w:position w:val="0"/>
+          <w:sz w:val="24"/>
+          <w:sz w:val="24"/>
+          <w:vertAlign w:val="baseline"/>
+        </w:rPr>
+      </w:r>
+    </w:p>
+    <w:p>
+      <w:pPr>
+        <w:pStyle w:val="Normal"/>
+        <w:bidi w:val="0"/>
+        <w:jc w:val="left"/>
+        <w:rPr>
+          <w:rFonts w:ascii="Calibri" w:hAnsi="Calibri" w:eastAsia="Tahoma" w:cs="Lohit Marathi"/>
+          <w:position w:val="0"/>
+          <w:sz w:val="24"/>
+          <w:sz w:val="24"/>
+          <w:vertAlign w:val="baseline"/>
+        </w:rPr>
+      </w:pPr>
+      <w:r>
+        <w:rPr>
+          <w:rFonts w:eastAsia="Tahoma" w:cs="Lohit Marathi"/>
+          <w:position w:val="0"/>
+          <w:sz w:val="24"/>
+          <w:sz w:val="24"/>
+          <w:vertAlign w:val="baseline"/>
+        </w:rPr>
+      </w:r>
+    </w:p>
+    <w:p>
+      <w:pPr>
+        <w:pStyle w:val="Normal"/>
+        <w:bidi w:val="0"/>
+        <w:jc w:val="left"/>
+        <w:rPr>
+          <w:sz w:val="36"/>
+          <w:szCs w:val="24"/>
+        </w:rPr>
+      </w:pPr>
+      <w:r>
+        <w:rPr>
+          <w:sz w:val="36"/>
+          <w:szCs w:val="24"/>
+        </w:rPr>
+      </w:r>
+    </w:p>
+    <w:p>
+      <w:pPr>
+        <w:pStyle w:val="Normal"/>
+        <w:bidi w:val="0"/>
+        <w:jc w:val="left"/>
+        <w:rPr>
+          <w:rFonts w:ascii="Calibri" w:hAnsi="Calibri" w:eastAsia="Calibri" w:cs="Calibri"/>
+          <w:position w:val="0"/>
+          <w:sz w:val="36"/>
+          <w:sz w:val="36"/>
+          <w:szCs w:val="24"/>
+          <w:u w:val="none"/>
+          <w:vertAlign w:val="baseline"/>
+        </w:rPr>
+      </w:pPr>
+      <w:r>
+        <w:rPr>
+          <w:rFonts w:eastAsia="Calibri" w:cs="Calibri"/>
+          <w:position w:val="0"/>
+          <w:sz w:val="36"/>
+          <w:sz w:val="36"/>
+          <w:szCs w:val="24"/>
+          <w:u w:val="none"/>
+          <w:vertAlign w:val="baseline"/>
+        </w:rPr>
+        <w:t xml:space="preserve"> </w:t>
       </w:r>
     </w:p>
     <w:p>
@@ -4691,10 +5543,7 @@
         </w:rPr>
       </w:pPr>
       <w:r>
-        <w:rPr>
-          <w:sz w:val="36"/>
-          <w:szCs w:val="24"/>
-        </w:rPr>
+        <w:rPr/>
       </w:r>
     </w:p>
     <w:sectPr>
